--- a/website/public/es/resumes/master.docx
+++ b/website/public/es/resumes/master.docx
@@ -100,7 +100,7 @@
         <w:spacing w:after="80" w:before="240"/>
       </w:pPr>
       <w:r>
-        <w:t xml:space="preserve">Ingeniero de Software Independiente — Self-employed</w:t>
+        <w:t xml:space="preserve">Ingeniero de Software Independiente</w:t>
       </w:r>
     </w:p>
     <w:p>
@@ -112,98 +112,72 @@
           <w:i/>
           <w:iCs/>
         </w:rPr>
-        <w:t xml:space="preserve">Jun 2023 – Presente · Remote · Independiente</w:t>
-      </w:r>
-    </w:p>
-    <w:p>
-      <w:pPr>
-        <w:pStyle w:val="ListParagraph"/>
-        <w:numPr>
-          <w:ilvl w:val="0"/>
-          <w:numId w:val="1"/>
-        </w:numPr>
-        <w:spacing w:after="40"/>
-      </w:pPr>
-      <w:r>
-        <w:t xml:space="preserve">Diseñé, desarrollé, desplegué y mantuve múltiples aplicaciones web listas para producción desde el concepto hasta el despliegue utilizando tecnologías web modernas.</w:t>
-      </w:r>
-    </w:p>
-    <w:p>
-      <w:pPr>
-        <w:pStyle w:val="ListParagraph"/>
-        <w:numPr>
-          <w:ilvl w:val="0"/>
-          <w:numId w:val="1"/>
-        </w:numPr>
-        <w:spacing w:after="40"/>
-      </w:pPr>
-      <w:r>
-        <w:t xml:space="preserve">Construí Aplicaciones Web Progresivas (PWAs) con enfoque en experiencias mobile-first, principios local-first y arquitectura de software mantenible.</w:t>
-      </w:r>
-    </w:p>
-    <w:p>
-      <w:pPr>
-        <w:pStyle w:val="ListParagraph"/>
-        <w:numPr>
-          <w:ilvl w:val="0"/>
-          <w:numId w:val="1"/>
-        </w:numPr>
-        <w:spacing w:after="40"/>
-      </w:pPr>
-      <w:r>
-        <w:t xml:space="preserve">Diseñé soluciones cloud-native utilizando Cloudflare Workers, Cloudflare KV, APIs REST e infraestructura de borde.</w:t>
-      </w:r>
-    </w:p>
-    <w:p>
-      <w:pPr>
-        <w:pStyle w:val="ListParagraph"/>
-        <w:numPr>
-          <w:ilvl w:val="0"/>
-          <w:numId w:val="1"/>
-        </w:numPr>
-        <w:spacing w:after="40"/>
-      </w:pPr>
-      <w:r>
-        <w:t xml:space="preserve">Desarrollé productos de software explorando autenticación, criptografía, passkeys, tecnologías blockchain, flujos de trabajo asistidos por IA y sistemas distribuidos.</w:t>
-      </w:r>
-    </w:p>
-    <w:p>
-      <w:pPr>
-        <w:pStyle w:val="ListParagraph"/>
-        <w:numPr>
-          <w:ilvl w:val="0"/>
-          <w:numId w:val="1"/>
-        </w:numPr>
-        <w:spacing w:after="40"/>
-      </w:pPr>
-      <w:r>
-        <w:t xml:space="preserve">Gestioné de forma independiente el ciclo de vida completo de la aplicación, incluyendo arquitectura, implementación, gestión de dominios, configuración DNS, despliegue, monitoreo y mantenimiento continuo.</w:t>
-      </w:r>
-    </w:p>
-    <w:p>
-      <w:pPr>
-        <w:pStyle w:val="ListParagraph"/>
-        <w:numPr>
-          <w:ilvl w:val="0"/>
-          <w:numId w:val="1"/>
-        </w:numPr>
-        <w:spacing w:after="40"/>
-      </w:pPr>
-      <w:r>
-        <w:t xml:space="preserve">Utilicé flujos de desarrollo asistidos por IA para acelerar la investigación, prototipar soluciones, validar enfoques de implementación y explorar tecnologías desconocidas manteniendo la propiedad de las decisiones de ingeniería.</w:t>
-      </w:r>
-    </w:p>
-    <w:p>
-      <w:pPr>
-        <w:pStyle w:val="ListParagraph"/>
-        <w:numPr>
-          <w:ilvl w:val="0"/>
-          <w:numId w:val="1"/>
-        </w:numPr>
-        <w:spacing w:after="40"/>
-      </w:pPr>
-      <w:r>
-        <w:t xml:space="preserve">Construí experiencias de software interactivas integrando licenciamiento de TouchDesigner, recolección de telemetría y gestión de licencias basada en la nube.</w:t>
+        <w:t xml:space="preserve">Jun 2023 – Presente · Remote</w:t>
+      </w:r>
+    </w:p>
+    <w:p>
+      <w:pPr>
+        <w:pStyle w:val="ListParagraph"/>
+        <w:numPr>
+          <w:ilvl w:val="0"/>
+          <w:numId w:val="1"/>
+        </w:numPr>
+        <w:spacing w:after="40"/>
+      </w:pPr>
+      <w:r>
+        <w:t xml:space="preserve">Diseñé, desarrollé y desplegué aplicaciones web listas para producción desde el concepto hasta el despliegue.</w:t>
+      </w:r>
+    </w:p>
+    <w:p>
+      <w:pPr>
+        <w:pStyle w:val="ListParagraph"/>
+        <w:numPr>
+          <w:ilvl w:val="0"/>
+          <w:numId w:val="1"/>
+        </w:numPr>
+        <w:spacing w:after="40"/>
+      </w:pPr>
+      <w:r>
+        <w:t xml:space="preserve">Desarrollé aplicaciones cloud-native utilizando React, TypeScript, tecnologías de Aplicaciones Web Progresivas y la plataforma de borde de Cloudflare.</w:t>
+      </w:r>
+    </w:p>
+    <w:p>
+      <w:pPr>
+        <w:pStyle w:val="ListParagraph"/>
+        <w:numPr>
+          <w:ilvl w:val="0"/>
+          <w:numId w:val="1"/>
+        </w:numPr>
+        <w:spacing w:after="40"/>
+      </w:pPr>
+      <w:r>
+        <w:t xml:space="preserve">Construí productos de software explorando autenticación, criptografía, desarrollo asistido por IA y tecnologías blockchain.</w:t>
+      </w:r>
+    </w:p>
+    <w:p>
+      <w:pPr>
+        <w:pStyle w:val="ListParagraph"/>
+        <w:numPr>
+          <w:ilvl w:val="0"/>
+          <w:numId w:val="1"/>
+        </w:numPr>
+        <w:spacing w:after="40"/>
+      </w:pPr>
+      <w:r>
+        <w:t xml:space="preserve">Construí herramientas conectadas a la nube para experiencias interactivas, incluyendo sistemas de licenciamiento y telemetría para despliegues de TouchDesigner.</w:t>
+      </w:r>
+    </w:p>
+    <w:p>
+      <w:pPr>
+        <w:pStyle w:val="ListParagraph"/>
+        <w:numPr>
+          <w:ilvl w:val="0"/>
+          <w:numId w:val="1"/>
+        </w:numPr>
+        <w:spacing w:after="40"/>
+      </w:pPr>
+      <w:r>
+        <w:t xml:space="preserve">Diseñé Aplicaciones Web Progresivas centradas en el usuario con principios mobile-first y local-first.</w:t>
       </w:r>
     </w:p>
     <w:p>
@@ -224,7 +198,7 @@
           <w:i/>
           <w:iCs/>
         </w:rPr>
-        <w:t xml:space="preserve">Oct 2022 – May 2023 · Medellín, Colombia · Pasantía</w:t>
+        <w:t xml:space="preserve">Oct 2022 – May 2023 · Remote · Pasantía</w:t>
       </w:r>
     </w:p>
     <w:p>
@@ -331,32 +305,19 @@
         <w:spacing w:after="40"/>
       </w:pPr>
       <w:r>
-        <w:t xml:space="preserve">Diseñada bajo principios local-first para mantener los datos disponibles sin depender de un servidor central.</w:t>
-      </w:r>
-    </w:p>
-    <w:p>
-      <w:pPr>
-        <w:pStyle w:val="ListParagraph"/>
-        <w:numPr>
-          <w:ilvl w:val="0"/>
-          <w:numId w:val="1"/>
-        </w:numPr>
-        <w:spacing w:after="40"/>
-      </w:pPr>
-      <w:r>
-        <w:t xml:space="preserve">Integró publicación opcional en blockchain y compartición mediante códigos QR manteniendo el control del usuario sobre su conocimiento.</w:t>
-      </w:r>
-    </w:p>
-    <w:p>
-      <w:pPr>
-        <w:spacing w:after="80"/>
-      </w:pPr>
-      <w:r>
-        <w:rPr>
-          <w:i w:val="false"/>
-          <w:iCs w:val="false"/>
-        </w:rPr>
-        <w:t xml:space="preserve">Tecnologías: React, TypeScript, Progressive Web App, Cloudflare Workers, Blockchain</w:t>
+        <w:t xml:space="preserve">Plataforma de conocimiento local-first con publicación opcional en blockchain y compartición mediante códigos QR.</w:t>
+      </w:r>
+    </w:p>
+    <w:p>
+      <w:pPr>
+        <w:spacing w:after="80"/>
+      </w:pPr>
+      <w:r>
+        <w:rPr>
+          <w:i w:val="false"/>
+          <w:iCs w:val="false"/>
+        </w:rPr>
+        <w:t xml:space="preserve">Tecnologías: React, TypeScript, Cloudflare Workers</w:t>
       </w:r>
     </w:p>
     <w:p>
@@ -414,32 +375,19 @@
         <w:spacing w:after="40"/>
       </w:pPr>
       <w:r>
-        <w:t xml:space="preserve">Desarrolló un sistema de licenciamiento en la nube con gestión de clientes, licencias y validación de dispositivos.</w:t>
-      </w:r>
-    </w:p>
-    <w:p>
-      <w:pPr>
-        <w:pStyle w:val="ListParagraph"/>
-        <w:numPr>
-          <w:ilvl w:val="0"/>
-          <w:numId w:val="1"/>
-        </w:numPr>
-        <w:spacing w:after="40"/>
-      </w:pPr>
-      <w:r>
-        <w:t xml:space="preserve">Implementó telemetría mediante heartbeats para el monitoreo remoto de experiencias interactivas desplegadas.</w:t>
-      </w:r>
-    </w:p>
-    <w:p>
-      <w:pPr>
-        <w:spacing w:after="80"/>
-      </w:pPr>
-      <w:r>
-        <w:rPr>
-          <w:i w:val="false"/>
-          <w:iCs w:val="false"/>
-        </w:rPr>
-        <w:t xml:space="preserve">Tecnologías: React, TypeScript, Cloudflare Workers, Cloudflare KV, REST API</w:t>
+        <w:t xml:space="preserve">Desarrollé un sistema de licenciamiento en la nube con telemetría mediante heartbeats para monitorear implementaciones de TouchDesigner.</w:t>
+      </w:r>
+    </w:p>
+    <w:p>
+      <w:pPr>
+        <w:spacing w:after="80"/>
+      </w:pPr>
+      <w:r>
+        <w:rPr>
+          <w:i w:val="false"/>
+          <w:iCs w:val="false"/>
+        </w:rPr>
+        <w:t xml:space="preserve">Tecnologías: React, TypeScript, Cloudflare Workers</w:t>
       </w:r>
     </w:p>
     <w:p>
@@ -497,32 +445,19 @@
         <w:spacing w:after="40"/>
       </w:pPr>
       <w:r>
-        <w:t xml:space="preserve">Integró x402 para habilitar micropagos en USDC sin pasarelas de pago tradicionales ni cuentas de usuario.</w:t>
-      </w:r>
-    </w:p>
-    <w:p>
-      <w:pPr>
-        <w:pStyle w:val="ListParagraph"/>
-        <w:numPr>
-          <w:ilvl w:val="0"/>
-          <w:numId w:val="1"/>
-        </w:numPr>
-        <w:spacing w:after="40"/>
-      </w:pPr>
-      <w:r>
-        <w:t xml:space="preserve">Protegió los prompts propietarios manteniendo la ingeniería de prompts del lado del servidor mediante Cloudflare Workers y KV.</w:t>
-      </w:r>
-    </w:p>
-    <w:p>
-      <w:pPr>
-        <w:spacing w:after="80"/>
-      </w:pPr>
-      <w:r>
-        <w:rPr>
-          <w:i w:val="false"/>
-          <w:iCs w:val="false"/>
-        </w:rPr>
-        <w:t xml:space="preserve">Tecnologías: React, TypeScript, Cloudflare Workers, Cloudflare KV, Generative AI, x402</w:t>
+        <w:t xml:space="preserve">Integré micropagos mediante x402 protegiendo los prompts propietarios con Cloudflare Workers y KV.</w:t>
+      </w:r>
+    </w:p>
+    <w:p>
+      <w:pPr>
+        <w:spacing w:after="80"/>
+      </w:pPr>
+      <w:r>
+        <w:rPr>
+          <w:i w:val="false"/>
+          <w:iCs w:val="false"/>
+        </w:rPr>
+        <w:t xml:space="preserve">Tecnologías: React, TypeScript, Cloudflare Workers</w:t>
       </w:r>
     </w:p>
     <w:p>
